--- a/合约踩坑.docx
+++ b/合约踩坑.docx
@@ -23675,8 +23675,6 @@
         </w:rPr>
         <w:t xml:space="preserve">      还有元数据里面不能有注释,另外,当ipfs的公共网关能访问过后, 看钱包能否展示nft的图片, 若能展示, 则opensea也应该可以展示了</w:t>
       </w:r>
-      <w:bookmarkStart w:id="0" w:name="_GoBack"/>
-      <w:bookmarkEnd w:id="0"/>
     </w:p>
     <w:p>
       <w:pPr>
@@ -23755,7 +23753,7 @@
         <w:ind w:leftChars="0"/>
         <w:jc w:val="left"/>
         <w:rPr>
-          <w:rFonts w:hint="default" w:ascii="Menlo" w:hAnsi="Menlo" w:eastAsia="Menlo" w:cs="Menlo"/>
+          <w:rFonts w:hint="eastAsia" w:ascii="Menlo" w:hAnsi="Menlo" w:eastAsia="Menlo" w:cs="Menlo"/>
           <w:b w:val="0"/>
           <w:bCs w:val="0"/>
           <w:color w:val="795E26"/>
@@ -23766,6 +23764,63 @@
           <w:lang w:val="en-US" w:eastAsia="zh-CN" w:bidi="ar"/>
         </w:rPr>
       </w:pPr>
+      <w:r>
+        <w:rPr>
+          <w:rFonts w:hint="eastAsia" w:ascii="Menlo" w:hAnsi="Menlo" w:eastAsia="Menlo" w:cs="Menlo"/>
+          <w:b w:val="0"/>
+          <w:bCs w:val="0"/>
+          <w:color w:val="795E26"/>
+          <w:kern w:val="0"/>
+          <w:sz w:val="24"/>
+          <w:szCs w:val="24"/>
+          <w:shd w:val="clear" w:fill="FFFFFF"/>
+          <w:lang w:val="en-US" w:eastAsia="zh-CN" w:bidi="ar"/>
+        </w:rPr>
+        <w:t>// ============================================</w:t>
+      </w:r>
+    </w:p>
+    <w:p>
+      <w:pPr>
+        <w:keepNext w:val="0"/>
+        <w:keepLines w:val="0"/>
+        <w:widowControl/>
+        <w:numPr>
+          <w:ilvl w:val="0"/>
+          <w:numId w:val="0"/>
+        </w:numPr>
+        <w:suppressLineNumbers w:val="0"/>
+        <w:shd w:val="clear" w:fill="FFFFFF"/>
+        <w:spacing w:line="360" w:lineRule="atLeast"/>
+        <w:ind w:leftChars="0"/>
+        <w:jc w:val="left"/>
+        <w:rPr>
+          <w:rFonts w:hint="default" w:ascii="Menlo" w:hAnsi="Menlo" w:eastAsia="Menlo" w:cs="Menlo"/>
+          <w:b w:val="0"/>
+          <w:bCs w:val="0"/>
+          <w:color w:val="795E26"/>
+          <w:kern w:val="0"/>
+          <w:sz w:val="24"/>
+          <w:szCs w:val="24"/>
+          <w:shd w:val="clear" w:fill="FFFFFF"/>
+          <w:lang w:val="en-US" w:eastAsia="zh-CN" w:bidi="ar"/>
+        </w:rPr>
+      </w:pPr>
+      <w:r>
+        <w:rPr>
+          <w:rFonts w:hint="eastAsia" w:ascii="Menlo" w:hAnsi="Menlo" w:eastAsia="Menlo" w:cs="Menlo"/>
+          <w:b w:val="0"/>
+          <w:bCs w:val="0"/>
+          <w:color w:val="795E26"/>
+          <w:kern w:val="0"/>
+          <w:sz w:val="24"/>
+          <w:szCs w:val="24"/>
+          <w:shd w:val="clear" w:fill="FFFFFF"/>
+          <w:lang w:val="en-US" w:eastAsia="zh-CN" w:bidi="ar"/>
+        </w:rPr>
+        <w:t>在solidity中, 对于函数传入的参数, 更改这参数只能更改一次, 后面改的不生效, 如for循环中, 循环了两次, 两次都要更改此传入的参数, 只有第一次生效</w:t>
+      </w:r>
+      <w:bookmarkStart w:id="0" w:name="_GoBack"/>
+      <w:bookmarkEnd w:id="0"/>
     </w:p>
     <w:p>
       <w:pPr>
